--- a/gates/design/VLMS_RAID.docx
+++ b/gates/design/VLMS_RAID.docx
@@ -201,7 +201,7 @@
                 <w:rFonts w:ascii="Arial" w:hAnsi="Arial"/>
                 <w:sz w:val="20"/>
               </w:rPr>
-              <w:t>1.0</w:t>
+              <w:t>1.1</w:t>
             </w:r>
           </w:p>
         </w:tc>
@@ -670,6 +670,80 @@
           </w:p>
         </w:tc>
       </w:tr>
+      <w:tr>
+        <w:tc>
+          <w:tcPr>
+            <w:tcW w:type="dxa" w:w="1150"/>
+            <w:shd w:val="clear" w:color="auto" w:fill="FFFFFF"/>
+          </w:tcPr>
+          <w:p>
+            <w:pPr>
+              <w:spacing w:after="40" w:before="40"/>
+            </w:pPr>
+            <w:r>
+              <w:rPr>
+                <w:rFonts w:ascii="Arial" w:hAnsi="Arial"/>
+                <w:sz w:val="20"/>
+              </w:rPr>
+              <w:t>1.1</w:t>
+            </w:r>
+          </w:p>
+        </w:tc>
+        <w:tc>
+          <w:tcPr>
+            <w:tcW w:type="dxa" w:w="1500"/>
+            <w:shd w:val="clear" w:color="auto" w:fill="FFFFFF"/>
+          </w:tcPr>
+          <w:p>
+            <w:pPr>
+              <w:spacing w:after="40" w:before="40"/>
+            </w:pPr>
+            <w:r>
+              <w:rPr>
+                <w:rFonts w:ascii="Arial" w:hAnsi="Arial"/>
+                <w:sz w:val="20"/>
+              </w:rPr>
+              <w:t>17 July 2026</w:t>
+            </w:r>
+          </w:p>
+        </w:tc>
+        <w:tc>
+          <w:tcPr>
+            <w:tcW w:type="dxa" w:w="2700"/>
+            <w:shd w:val="clear" w:color="auto" w:fill="FFFFFF"/>
+          </w:tcPr>
+          <w:p>
+            <w:pPr>
+              <w:spacing w:after="40" w:before="40"/>
+            </w:pPr>
+            <w:r>
+              <w:rPr>
+                <w:rFonts w:ascii="Arial" w:hAnsi="Arial"/>
+                <w:sz w:val="20"/>
+              </w:rPr>
+              <w:t>Philip</w:t>
+            </w:r>
+          </w:p>
+        </w:tc>
+        <w:tc>
+          <w:tcPr>
+            <w:tcW w:type="dxa" w:w="3676"/>
+            <w:shd w:val="clear" w:color="auto" w:fill="FFFFFF"/>
+          </w:tcPr>
+          <w:p>
+            <w:pPr>
+              <w:spacing w:after="40" w:before="40"/>
+            </w:pPr>
+            <w:r>
+              <w:rPr>
+                <w:rFonts w:ascii="Arial" w:hAnsi="Arial"/>
+                <w:sz w:val="20"/>
+              </w:rPr>
+              <w:t>Re-render: governance/raid.md corrected — D-001 (certificate PDF generation) and D-002 (email provider) now recorded as decided per ADR-0001, resolving the stale ‘not yet selected’ status caught at the previous render.</w:t>
+            </w:r>
+          </w:p>
+        </w:tc>
+      </w:tr>
     </w:tbl>
     <w:p>
       <w:pPr>
@@ -718,8 +792,7 @@
           <w:rFonts w:ascii="Arial" w:hAnsi="Arial"/>
           <w:b w:val="0"/>
           <w:i/>
-          <w:color w:val="6B7280"/>
-          <w:sz w:val="20"/>
+          <w:sz w:val="22"/>
         </w:rPr>
         <w:t>Satisfies: ISO 31000:2018 (risk management principles and process), applied proportionately to a solo-delivered project.</w:t>
       </w:r>
@@ -762,7 +835,7 @@
       <w:tr>
         <w:tc>
           <w:tcPr>
-            <w:tcW w:type="dxa" w:w="900"/>
+            <w:tcW w:type="dxa" w:w="1015"/>
             <w:shd w:val="clear" w:color="auto" w:fill="374151"/>
           </w:tcPr>
           <w:p>
@@ -782,7 +855,7 @@
         </w:tc>
         <w:tc>
           <w:tcPr>
-            <w:tcW w:type="dxa" w:w="4200"/>
+            <w:tcW w:type="dxa" w:w="4400"/>
             <w:shd w:val="clear" w:color="auto" w:fill="374151"/>
           </w:tcPr>
           <w:p>
@@ -802,7 +875,7 @@
         </w:tc>
         <w:tc>
           <w:tcPr>
-            <w:tcW w:type="dxa" w:w="3926"/>
+            <w:tcW w:type="dxa" w:w="3611"/>
             <w:shd w:val="clear" w:color="auto" w:fill="374151"/>
           </w:tcPr>
           <w:p>
@@ -824,7 +897,7 @@
       <w:tr>
         <w:tc>
           <w:tcPr>
-            <w:tcW w:type="dxa" w:w="900"/>
+            <w:tcW w:type="dxa" w:w="1015"/>
             <w:shd w:val="clear" w:color="auto" w:fill="F3F4F6"/>
           </w:tcPr>
           <w:p>
@@ -842,7 +915,7 @@
         </w:tc>
         <w:tc>
           <w:tcPr>
-            <w:tcW w:type="dxa" w:w="4200"/>
+            <w:tcW w:type="dxa" w:w="4400"/>
             <w:shd w:val="clear" w:color="auto" w:fill="F3F4F6"/>
           </w:tcPr>
           <w:p>
@@ -860,7 +933,7 @@
         </w:tc>
         <w:tc>
           <w:tcPr>
-            <w:tcW w:type="dxa" w:w="3926"/>
+            <w:tcW w:type="dxa" w:w="3611"/>
             <w:shd w:val="clear" w:color="auto" w:fill="F3F4F6"/>
           </w:tcPr>
           <w:p>
@@ -880,7 +953,7 @@
       <w:tr>
         <w:tc>
           <w:tcPr>
-            <w:tcW w:type="dxa" w:w="900"/>
+            <w:tcW w:type="dxa" w:w="1015"/>
             <w:shd w:val="clear" w:color="auto" w:fill="FFFFFF"/>
           </w:tcPr>
           <w:p>
@@ -898,7 +971,7 @@
         </w:tc>
         <w:tc>
           <w:tcPr>
-            <w:tcW w:type="dxa" w:w="4200"/>
+            <w:tcW w:type="dxa" w:w="4400"/>
             <w:shd w:val="clear" w:color="auto" w:fill="FFFFFF"/>
           </w:tcPr>
           <w:p>
@@ -916,7 +989,7 @@
         </w:tc>
         <w:tc>
           <w:tcPr>
-            <w:tcW w:type="dxa" w:w="3926"/>
+            <w:tcW w:type="dxa" w:w="3611"/>
             <w:shd w:val="clear" w:color="auto" w:fill="FFFFFF"/>
           </w:tcPr>
           <w:p>
@@ -976,7 +1049,7 @@
       <w:tr>
         <w:tc>
           <w:tcPr>
-            <w:tcW w:type="dxa" w:w="900"/>
+            <w:tcW w:type="dxa" w:w="1012"/>
             <w:shd w:val="clear" w:color="auto" w:fill="374151"/>
           </w:tcPr>
           <w:p>
@@ -996,7 +1069,7 @@
         </w:tc>
         <w:tc>
           <w:tcPr>
-            <w:tcW w:type="dxa" w:w="8126"/>
+            <w:tcW w:type="dxa" w:w="8014"/>
             <w:shd w:val="clear" w:color="auto" w:fill="374151"/>
           </w:tcPr>
           <w:p>
@@ -1018,7 +1091,7 @@
       <w:tr>
         <w:tc>
           <w:tcPr>
-            <w:tcW w:type="dxa" w:w="900"/>
+            <w:tcW w:type="dxa" w:w="1012"/>
             <w:shd w:val="clear" w:color="auto" w:fill="F3F4F6"/>
           </w:tcPr>
           <w:p>
@@ -1036,7 +1109,7 @@
         </w:tc>
         <w:tc>
           <w:tcPr>
-            <w:tcW w:type="dxa" w:w="8126"/>
+            <w:tcW w:type="dxa" w:w="8014"/>
             <w:shd w:val="clear" w:color="auto" w:fill="F3F4F6"/>
           </w:tcPr>
           <w:p>
@@ -1056,7 +1129,7 @@
       <w:tr>
         <w:tc>
           <w:tcPr>
-            <w:tcW w:type="dxa" w:w="900"/>
+            <w:tcW w:type="dxa" w:w="1012"/>
             <w:shd w:val="clear" w:color="auto" w:fill="FFFFFF"/>
           </w:tcPr>
           <w:p>
@@ -1074,7 +1147,7 @@
         </w:tc>
         <w:tc>
           <w:tcPr>
-            <w:tcW w:type="dxa" w:w="8126"/>
+            <w:tcW w:type="dxa" w:w="8014"/>
             <w:shd w:val="clear" w:color="auto" w:fill="FFFFFF"/>
           </w:tcPr>
           <w:p>
@@ -1086,7 +1159,7 @@
                 <w:rFonts w:ascii="Arial" w:hAnsi="Arial"/>
                 <w:sz w:val="20"/>
               </w:rPr>
-              <w:t>Scale remains "tens of users per role" over the ~2-year horizon; architecture is not being designed for hundreds/thousands of users.</w:t>
+              <w:t>Scale remains “tens of users per role” over the ~2-year horizon; architecture is not being designed for hundreds/thousands of users.</w:t>
             </w:r>
           </w:p>
         </w:tc>
@@ -1094,7 +1167,7 @@
       <w:tr>
         <w:tc>
           <w:tcPr>
-            <w:tcW w:type="dxa" w:w="900"/>
+            <w:tcW w:type="dxa" w:w="1012"/>
             <w:shd w:val="clear" w:color="auto" w:fill="F3F4F6"/>
           </w:tcPr>
           <w:p>
@@ -1112,7 +1185,7 @@
         </w:tc>
         <w:tc>
           <w:tcPr>
-            <w:tcW w:type="dxa" w:w="8126"/>
+            <w:tcW w:type="dxa" w:w="8014"/>
             <w:shd w:val="clear" w:color="auto" w:fill="F3F4F6"/>
           </w:tcPr>
           <w:p>
@@ -1202,7 +1275,7 @@
       <w:tr>
         <w:tc>
           <w:tcPr>
-            <w:tcW w:type="dxa" w:w="900"/>
+            <w:tcW w:type="dxa" w:w="1012"/>
             <w:shd w:val="clear" w:color="auto" w:fill="374151"/>
           </w:tcPr>
           <w:p>
@@ -1222,7 +1295,7 @@
         </w:tc>
         <w:tc>
           <w:tcPr>
-            <w:tcW w:type="dxa" w:w="8126"/>
+            <w:tcW w:type="dxa" w:w="8014"/>
             <w:shd w:val="clear" w:color="auto" w:fill="374151"/>
           </w:tcPr>
           <w:p>
@@ -1244,7 +1317,7 @@
       <w:tr>
         <w:tc>
           <w:tcPr>
-            <w:tcW w:type="dxa" w:w="900"/>
+            <w:tcW w:type="dxa" w:w="1012"/>
             <w:shd w:val="clear" w:color="auto" w:fill="F3F4F6"/>
           </w:tcPr>
           <w:p>
@@ -1262,7 +1335,7 @@
         </w:tc>
         <w:tc>
           <w:tcPr>
-            <w:tcW w:type="dxa" w:w="8126"/>
+            <w:tcW w:type="dxa" w:w="8014"/>
             <w:shd w:val="clear" w:color="auto" w:fill="F3F4F6"/>
           </w:tcPr>
           <w:p>
@@ -1274,7 +1347,7 @@
                 <w:rFonts w:ascii="Arial" w:hAnsi="Arial"/>
                 <w:sz w:val="20"/>
               </w:rPr>
-              <w:t>Certificate PDF generation requires a template design and a document-generation approach — not yet selected.</w:t>
+              <w:t>Certificate PDF generation approach selected (QuestPDF, ADR-0001); a certificate template still needs to be designed before build (requirements/functional.md).</w:t>
             </w:r>
           </w:p>
         </w:tc>
@@ -1282,7 +1355,7 @@
       <w:tr>
         <w:tc>
           <w:tcPr>
-            <w:tcW w:type="dxa" w:w="900"/>
+            <w:tcW w:type="dxa" w:w="1012"/>
             <w:shd w:val="clear" w:color="auto" w:fill="FFFFFF"/>
           </w:tcPr>
           <w:p>
@@ -1300,7 +1373,7 @@
         </w:tc>
         <w:tc>
           <w:tcPr>
-            <w:tcW w:type="dxa" w:w="8126"/>
+            <w:tcW w:type="dxa" w:w="8014"/>
             <w:shd w:val="clear" w:color="auto" w:fill="FFFFFF"/>
           </w:tcPr>
           <w:p>
@@ -1312,7 +1385,7 @@
                 <w:rFonts w:ascii="Arial" w:hAnsi="Arial"/>
                 <w:sz w:val="20"/>
               </w:rPr>
-              <w:t>Outbound transactional email capability (notifications, reminders, certificates) — provider not yet selected.</w:t>
+              <w:t>Outbound transactional email provider selected (Azure Communication Services Email, ADR-0001); a verified sending domain is still required before go-live (ADR-0001 consequences).</w:t>
             </w:r>
           </w:p>
         </w:tc>
@@ -1322,21 +1395,6 @@
       <w:pPr>
         <w:spacing w:after="80"/>
       </w:pPr>
-    </w:p>
-    <w:p>
-      <w:pPr>
-        <w:spacing w:after="120" w:before="0"/>
-      </w:pPr>
-      <w:r>
-        <w:rPr>
-          <w:rFonts w:ascii="Arial" w:hAnsi="Arial"/>
-          <w:b w:val="0"/>
-          <w:i/>
-          <w:color w:val="A83E00"/>
-          <w:sz w:val="22"/>
-        </w:rPr>
-        <w:t>[TBC – owner: Philip] D-002 is recorded in raid.md as an open dependency (provider not yet selected), but ADR-0001 has since selected Azure Communication Services Email. raid.md has not yet been updated to close this out — the working markdown, not this rendered package, should be corrected.</w:t>
-      </w:r>
     </w:p>
     <w:sectPr>
       <w:headerReference w:type="default" r:id="rId9"/>

--- a/gates/design/VLMS_RAID.docx
+++ b/gates/design/VLMS_RAID.docx
@@ -14,7 +14,7 @@
           <w:color w:val="1F2937"/>
           <w:sz w:val="48"/>
         </w:rPr>
-        <w:t>VLMS RAID Log</w:t>
+        <w:t>VLMS RAID Log / Risk Register</w:t>
       </w:r>
     </w:p>
     <w:p>
@@ -125,7 +125,7 @@
                 <w:rFonts w:ascii="Arial" w:hAnsi="Arial"/>
                 <w:sz w:val="20"/>
               </w:rPr>
-              <w:t>VLMS RAID Log</w:t>
+              <w:t>VLMS RAID Log / Risk Register</w:t>
             </w:r>
           </w:p>
         </w:tc>
@@ -201,7 +201,7 @@
                 <w:rFonts w:ascii="Arial" w:hAnsi="Arial"/>
                 <w:sz w:val="20"/>
               </w:rPr>
-              <w:t>1.1</w:t>
+              <w:t>1.2</w:t>
             </w:r>
           </w:p>
         </w:tc>
@@ -744,6 +744,80 @@
           </w:p>
         </w:tc>
       </w:tr>
+      <w:tr>
+        <w:tc>
+          <w:tcPr>
+            <w:tcW w:type="dxa" w:w="1150"/>
+            <w:shd w:val="clear" w:color="auto" w:fill="F3F4F6"/>
+          </w:tcPr>
+          <w:p>
+            <w:pPr>
+              <w:spacing w:after="40" w:before="40"/>
+            </w:pPr>
+            <w:r>
+              <w:rPr>
+                <w:rFonts w:ascii="Arial" w:hAnsi="Arial"/>
+                <w:sz w:val="20"/>
+              </w:rPr>
+              <w:t>1.2</w:t>
+            </w:r>
+          </w:p>
+        </w:tc>
+        <w:tc>
+          <w:tcPr>
+            <w:tcW w:type="dxa" w:w="1500"/>
+            <w:shd w:val="clear" w:color="auto" w:fill="F3F4F6"/>
+          </w:tcPr>
+          <w:p>
+            <w:pPr>
+              <w:spacing w:after="40" w:before="40"/>
+            </w:pPr>
+            <w:r>
+              <w:rPr>
+                <w:rFonts w:ascii="Arial" w:hAnsi="Arial"/>
+                <w:sz w:val="20"/>
+              </w:rPr>
+              <w:t>17 July 2026</w:t>
+            </w:r>
+          </w:p>
+        </w:tc>
+        <w:tc>
+          <w:tcPr>
+            <w:tcW w:type="dxa" w:w="2700"/>
+            <w:shd w:val="clear" w:color="auto" w:fill="F3F4F6"/>
+          </w:tcPr>
+          <w:p>
+            <w:pPr>
+              <w:spacing w:after="40" w:before="40"/>
+            </w:pPr>
+            <w:r>
+              <w:rPr>
+                <w:rFonts w:ascii="Arial" w:hAnsi="Arial"/>
+                <w:sz w:val="20"/>
+              </w:rPr>
+              <w:t>Philip</w:t>
+            </w:r>
+          </w:p>
+        </w:tc>
+        <w:tc>
+          <w:tcPr>
+            <w:tcW w:type="dxa" w:w="3676"/>
+            <w:shd w:val="clear" w:color="auto" w:fill="F3F4F6"/>
+          </w:tcPr>
+          <w:p>
+            <w:pPr>
+              <w:spacing w:after="40" w:before="40"/>
+            </w:pPr>
+            <w:r>
+              <w:rPr>
+                <w:rFonts w:ascii="Arial" w:hAnsi="Arial"/>
+                <w:sz w:val="20"/>
+              </w:rPr>
+              <w:t>Re-render addressing design-gate review: R-001 mitigation updated to reference ADR-0004 (structural access control + read audit log) and the guardian-link verification model, closing the read-audit and guardian-verification gaps identified at review.</w:t>
+            </w:r>
+          </w:p>
+        </w:tc>
+      </w:tr>
     </w:tbl>
     <w:p>
       <w:pPr>
@@ -835,7 +909,7 @@
       <w:tr>
         <w:tc>
           <w:tcPr>
-            <w:tcW w:type="dxa" w:w="1015"/>
+            <w:tcW w:type="dxa" w:w="900"/>
             <w:shd w:val="clear" w:color="auto" w:fill="374151"/>
           </w:tcPr>
           <w:p>
@@ -855,7 +929,7 @@
         </w:tc>
         <w:tc>
           <w:tcPr>
-            <w:tcW w:type="dxa" w:w="4400"/>
+            <w:tcW w:type="dxa" w:w="4200"/>
             <w:shd w:val="clear" w:color="auto" w:fill="374151"/>
           </w:tcPr>
           <w:p>
@@ -875,7 +949,7 @@
         </w:tc>
         <w:tc>
           <w:tcPr>
-            <w:tcW w:type="dxa" w:w="3611"/>
+            <w:tcW w:type="dxa" w:w="3926"/>
             <w:shd w:val="clear" w:color="auto" w:fill="374151"/>
           </w:tcPr>
           <w:p>
@@ -889,7 +963,7 @@
                 <w:color w:val="FFFFFF"/>
                 <w:sz w:val="20"/>
               </w:rPr>
-              <w:t>Mitigation approach</w:t>
+              <w:t>Mitigation</w:t>
             </w:r>
           </w:p>
         </w:tc>
@@ -897,7 +971,7 @@
       <w:tr>
         <w:tc>
           <w:tcPr>
-            <w:tcW w:type="dxa" w:w="1015"/>
+            <w:tcW w:type="dxa" w:w="900"/>
             <w:shd w:val="clear" w:color="auto" w:fill="F3F4F6"/>
           </w:tcPr>
           <w:p>
@@ -915,7 +989,7 @@
         </w:tc>
         <w:tc>
           <w:tcPr>
-            <w:tcW w:type="dxa" w:w="4400"/>
+            <w:tcW w:type="dxa" w:w="4200"/>
             <w:shd w:val="clear" w:color="auto" w:fill="F3F4F6"/>
           </w:tcPr>
           <w:p>
@@ -933,7 +1007,7 @@
         </w:tc>
         <w:tc>
           <w:tcPr>
-            <w:tcW w:type="dxa" w:w="3611"/>
+            <w:tcW w:type="dxa" w:w="3926"/>
             <w:shd w:val="clear" w:color="auto" w:fill="F3F4F6"/>
           </w:tcPr>
           <w:p>
@@ -945,7 +1019,7 @@
                 <w:rFonts w:ascii="Arial" w:hAnsi="Arial"/>
                 <w:sz w:val="20"/>
               </w:rPr>
-              <w:t>To be addressed in governance/security-compliance.md (VLMS-SEC) and via OWASP ASVS-aligned NFRs (VLMS-NFR).</w:t>
+              <w:t>governance/security-compliance.md, OWASP ASVS-aligned NFRs, and — added at design review — structural access control (ADR-0004: EF Core global query filters + read audit log) and verified guardian-linking (design/data-design.md), closing two gaps the initial design left open: no read-audit trail; no verification that a self-registering parent was genuinely a child's guardian.</w:t>
             </w:r>
           </w:p>
         </w:tc>
@@ -953,7 +1027,7 @@
       <w:tr>
         <w:tc>
           <w:tcPr>
-            <w:tcW w:type="dxa" w:w="1015"/>
+            <w:tcW w:type="dxa" w:w="900"/>
             <w:shd w:val="clear" w:color="auto" w:fill="FFFFFF"/>
           </w:tcPr>
           <w:p>
@@ -971,7 +1045,7 @@
         </w:tc>
         <w:tc>
           <w:tcPr>
-            <w:tcW w:type="dxa" w:w="4400"/>
+            <w:tcW w:type="dxa" w:w="4200"/>
             <w:shd w:val="clear" w:color="auto" w:fill="FFFFFF"/>
           </w:tcPr>
           <w:p>
@@ -989,7 +1063,7 @@
         </w:tc>
         <w:tc>
           <w:tcPr>
-            <w:tcW w:type="dxa" w:w="3611"/>
+            <w:tcW w:type="dxa" w:w="3926"/>
             <w:shd w:val="clear" w:color="auto" w:fill="FFFFFF"/>
           </w:tcPr>
           <w:p>
@@ -1001,7 +1075,7 @@
                 <w:rFonts w:ascii="Arial" w:hAnsi="Arial"/>
                 <w:sz w:val="20"/>
               </w:rPr>
-              <w:t>Fewest-moving-parts design preference (e.g. co-located WebJob rather than a separate Azure resource).</w:t>
+              <w:t>Deliberate preference for fewest moving parts throughout design (e.g. WebJob over a separate Functions resource, ADR-0003).</w:t>
             </w:r>
           </w:p>
         </w:tc>
@@ -1049,7 +1123,7 @@
       <w:tr>
         <w:tc>
           <w:tcPr>
-            <w:tcW w:type="dxa" w:w="1012"/>
+            <w:tcW w:type="dxa" w:w="900"/>
             <w:shd w:val="clear" w:color="auto" w:fill="374151"/>
           </w:tcPr>
           <w:p>
@@ -1069,7 +1143,7 @@
         </w:tc>
         <w:tc>
           <w:tcPr>
-            <w:tcW w:type="dxa" w:w="8014"/>
+            <w:tcW w:type="dxa" w:w="8126"/>
             <w:shd w:val="clear" w:color="auto" w:fill="374151"/>
           </w:tcPr>
           <w:p>
@@ -1091,7 +1165,7 @@
       <w:tr>
         <w:tc>
           <w:tcPr>
-            <w:tcW w:type="dxa" w:w="1012"/>
+            <w:tcW w:type="dxa" w:w="900"/>
             <w:shd w:val="clear" w:color="auto" w:fill="F3F4F6"/>
           </w:tcPr>
           <w:p>
@@ -1109,7 +1183,7 @@
         </w:tc>
         <w:tc>
           <w:tcPr>
-            <w:tcW w:type="dxa" w:w="8014"/>
+            <w:tcW w:type="dxa" w:w="8126"/>
             <w:shd w:val="clear" w:color="auto" w:fill="F3F4F6"/>
           </w:tcPr>
           <w:p>
@@ -1129,7 +1203,7 @@
       <w:tr>
         <w:tc>
           <w:tcPr>
-            <w:tcW w:type="dxa" w:w="1012"/>
+            <w:tcW w:type="dxa" w:w="900"/>
             <w:shd w:val="clear" w:color="auto" w:fill="FFFFFF"/>
           </w:tcPr>
           <w:p>
@@ -1147,7 +1221,7 @@
         </w:tc>
         <w:tc>
           <w:tcPr>
-            <w:tcW w:type="dxa" w:w="8014"/>
+            <w:tcW w:type="dxa" w:w="8126"/>
             <w:shd w:val="clear" w:color="auto" w:fill="FFFFFF"/>
           </w:tcPr>
           <w:p>
@@ -1159,7 +1233,7 @@
                 <w:rFonts w:ascii="Arial" w:hAnsi="Arial"/>
                 <w:sz w:val="20"/>
               </w:rPr>
-              <w:t>Scale remains “tens of users per role” over the ~2-year horizon; architecture is not being designed for hundreds/thousands of users.</w:t>
+              <w:t>Scale remains ‘tens of users per role’ over the ~2-year horizon; architecture is not being designed for hundreds/thousands of users.</w:t>
             </w:r>
           </w:p>
         </w:tc>
@@ -1167,7 +1241,7 @@
       <w:tr>
         <w:tc>
           <w:tcPr>
-            <w:tcW w:type="dxa" w:w="1012"/>
+            <w:tcW w:type="dxa" w:w="900"/>
             <w:shd w:val="clear" w:color="auto" w:fill="F3F4F6"/>
           </w:tcPr>
           <w:p>
@@ -1185,7 +1259,7 @@
         </w:tc>
         <w:tc>
           <w:tcPr>
-            <w:tcW w:type="dxa" w:w="8014"/>
+            <w:tcW w:type="dxa" w:w="8126"/>
             <w:shd w:val="clear" w:color="auto" w:fill="F3F4F6"/>
           </w:tcPr>
           <w:p>
@@ -1275,7 +1349,7 @@
       <w:tr>
         <w:tc>
           <w:tcPr>
-            <w:tcW w:type="dxa" w:w="1012"/>
+            <w:tcW w:type="dxa" w:w="900"/>
             <w:shd w:val="clear" w:color="auto" w:fill="374151"/>
           </w:tcPr>
           <w:p>
@@ -1295,7 +1369,7 @@
         </w:tc>
         <w:tc>
           <w:tcPr>
-            <w:tcW w:type="dxa" w:w="8014"/>
+            <w:tcW w:type="dxa" w:w="8126"/>
             <w:shd w:val="clear" w:color="auto" w:fill="374151"/>
           </w:tcPr>
           <w:p>
@@ -1317,7 +1391,7 @@
       <w:tr>
         <w:tc>
           <w:tcPr>
-            <w:tcW w:type="dxa" w:w="1012"/>
+            <w:tcW w:type="dxa" w:w="900"/>
             <w:shd w:val="clear" w:color="auto" w:fill="F3F4F6"/>
           </w:tcPr>
           <w:p>
@@ -1335,7 +1409,7 @@
         </w:tc>
         <w:tc>
           <w:tcPr>
-            <w:tcW w:type="dxa" w:w="8014"/>
+            <w:tcW w:type="dxa" w:w="8126"/>
             <w:shd w:val="clear" w:color="auto" w:fill="F3F4F6"/>
           </w:tcPr>
           <w:p>
@@ -1347,7 +1421,7 @@
                 <w:rFonts w:ascii="Arial" w:hAnsi="Arial"/>
                 <w:sz w:val="20"/>
               </w:rPr>
-              <w:t>Certificate PDF generation approach selected (QuestPDF, ADR-0001); a certificate template still needs to be designed before build (requirements/functional.md).</w:t>
+              <w:t>Certificate PDF generation approach selected (QuestPDF, ADR-0001); a certificate template still needs to be designed before build (VLMS-SRS section 3.2).</w:t>
             </w:r>
           </w:p>
         </w:tc>
@@ -1355,7 +1429,7 @@
       <w:tr>
         <w:tc>
           <w:tcPr>
-            <w:tcW w:type="dxa" w:w="1012"/>
+            <w:tcW w:type="dxa" w:w="900"/>
             <w:shd w:val="clear" w:color="auto" w:fill="FFFFFF"/>
           </w:tcPr>
           <w:p>
@@ -1373,7 +1447,7 @@
         </w:tc>
         <w:tc>
           <w:tcPr>
-            <w:tcW w:type="dxa" w:w="8014"/>
+            <w:tcW w:type="dxa" w:w="8126"/>
             <w:shd w:val="clear" w:color="auto" w:fill="FFFFFF"/>
           </w:tcPr>
           <w:p>
@@ -1385,7 +1459,7 @@
                 <w:rFonts w:ascii="Arial" w:hAnsi="Arial"/>
                 <w:sz w:val="20"/>
               </w:rPr>
-              <w:t>Outbound transactional email provider selected (Azure Communication Services Email, ADR-0001); a verified sending domain is still required before go-live (ADR-0001 consequences).</w:t>
+              <w:t>Outbound transactional email provider selected (Azure Communication Services Email, ADR-0001); a verified sending domain is still required before go-live.</w:t>
             </w:r>
           </w:p>
         </w:tc>
@@ -1423,7 +1497,7 @@
         <w:color w:val="6B7280"/>
         <w:sz w:val="16"/>
       </w:rPr>
-      <w:t>VLMS RAID Log</w:t>
+      <w:t>VLMS RAID Log / Risk Register</w:t>
       <w:tab/>
     </w:r>
     <w:r>

--- a/gates/design/VLMS_RAID.docx
+++ b/gates/design/VLMS_RAID.docx
@@ -201,7 +201,7 @@
                 <w:rFonts w:ascii="Arial" w:hAnsi="Arial"/>
                 <w:sz w:val="20"/>
               </w:rPr>
-              <w:t>1.2</w:t>
+              <w:t>1.3</w:t>
             </w:r>
           </w:p>
         </w:tc>
@@ -739,7 +739,7 @@
                 <w:rFonts w:ascii="Arial" w:hAnsi="Arial"/>
                 <w:sz w:val="20"/>
               </w:rPr>
-              <w:t>Re-render: governance/raid.md corrected — D-001 (certificate PDF generation) and D-002 (email provider) now recorded as decided per ADR-0001, resolving the stale ‘not yet selected’ status caught at the previous render.</w:t>
+              <w:t>Re-render: governance/raid.md corrected — D-001 (certificate PDF generation) and D-002 (email provider) now recorded as decided per ADR-0001, resolving the stale 'not yet selected' status caught at the previous render.</w:t>
             </w:r>
           </w:p>
         </w:tc>
@@ -818,6 +818,80 @@
           </w:p>
         </w:tc>
       </w:tr>
+      <w:tr>
+        <w:tc>
+          <w:tcPr>
+            <w:tcW w:type="dxa" w:w="1150"/>
+            <w:shd w:val="clear" w:color="auto" w:fill="FFFFFF"/>
+          </w:tcPr>
+          <w:p>
+            <w:pPr>
+              <w:spacing w:after="40" w:before="40"/>
+            </w:pPr>
+            <w:r>
+              <w:rPr>
+                <w:rFonts w:ascii="Arial" w:hAnsi="Arial"/>
+                <w:sz w:val="20"/>
+              </w:rPr>
+              <w:t>1.3</w:t>
+            </w:r>
+          </w:p>
+        </w:tc>
+        <w:tc>
+          <w:tcPr>
+            <w:tcW w:type="dxa" w:w="1500"/>
+            <w:shd w:val="clear" w:color="auto" w:fill="FFFFFF"/>
+          </w:tcPr>
+          <w:p>
+            <w:pPr>
+              <w:spacing w:after="40" w:before="40"/>
+            </w:pPr>
+            <w:r>
+              <w:rPr>
+                <w:rFonts w:ascii="Arial" w:hAnsi="Arial"/>
+                <w:sz w:val="20"/>
+              </w:rPr>
+              <w:t>17 July 2026</w:t>
+            </w:r>
+          </w:p>
+        </w:tc>
+        <w:tc>
+          <w:tcPr>
+            <w:tcW w:type="dxa" w:w="2700"/>
+            <w:shd w:val="clear" w:color="auto" w:fill="FFFFFF"/>
+          </w:tcPr>
+          <w:p>
+            <w:pPr>
+              <w:spacing w:after="40" w:before="40"/>
+            </w:pPr>
+            <w:r>
+              <w:rPr>
+                <w:rFonts w:ascii="Arial" w:hAnsi="Arial"/>
+                <w:sz w:val="20"/>
+              </w:rPr>
+              <w:t>Philip</w:t>
+            </w:r>
+          </w:p>
+        </w:tc>
+        <w:tc>
+          <w:tcPr>
+            <w:tcW w:type="dxa" w:w="3676"/>
+            <w:shd w:val="clear" w:color="auto" w:fill="FFFFFF"/>
+          </w:tcPr>
+          <w:p>
+            <w:pPr>
+              <w:spacing w:after="40" w:before="40"/>
+            </w:pPr>
+            <w:r>
+              <w:rPr>
+                <w:rFonts w:ascii="Arial" w:hAnsi="Arial"/>
+                <w:sz w:val="20"/>
+              </w:rPr>
+              <w:t>Re-render addressing second design-gate review: R-001 mitigation updated for the ADR-0004 rewrite (ConsentRecord/ConsentSensitiveDetails entity split, DbCommandInterceptor audit-write mechanism, tamper protection, 6-year retention, hard-delete decision); D-003 added (DPIA screening, dated and owned by Philip, due before go-live).</w:t>
+            </w:r>
+          </w:p>
+        </w:tc>
+      </w:tr>
     </w:tbl>
     <w:p>
       <w:pPr>
@@ -859,7 +933,7 @@
     </w:p>
     <w:p>
       <w:pPr>
-        <w:spacing w:after="200" w:before="0"/>
+        <w:spacing w:after="120" w:before="0"/>
       </w:pPr>
       <w:r>
         <w:rPr>
@@ -929,7 +1003,7 @@
         </w:tc>
         <w:tc>
           <w:tcPr>
-            <w:tcW w:type="dxa" w:w="4200"/>
+            <w:tcW w:type="dxa" w:w="3800"/>
             <w:shd w:val="clear" w:color="auto" w:fill="374151"/>
           </w:tcPr>
           <w:p>
@@ -949,7 +1023,7 @@
         </w:tc>
         <w:tc>
           <w:tcPr>
-            <w:tcW w:type="dxa" w:w="3926"/>
+            <w:tcW w:type="dxa" w:w="4326"/>
             <w:shd w:val="clear" w:color="auto" w:fill="374151"/>
           </w:tcPr>
           <w:p>
@@ -989,7 +1063,7 @@
         </w:tc>
         <w:tc>
           <w:tcPr>
-            <w:tcW w:type="dxa" w:w="4200"/>
+            <w:tcW w:type="dxa" w:w="3800"/>
             <w:shd w:val="clear" w:color="auto" w:fill="F3F4F6"/>
           </w:tcPr>
           <w:p>
@@ -1007,7 +1081,7 @@
         </w:tc>
         <w:tc>
           <w:tcPr>
-            <w:tcW w:type="dxa" w:w="3926"/>
+            <w:tcW w:type="dxa" w:w="4326"/>
             <w:shd w:val="clear" w:color="auto" w:fill="F3F4F6"/>
           </w:tcPr>
           <w:p>
@@ -1019,7 +1093,7 @@
                 <w:rFonts w:ascii="Arial" w:hAnsi="Arial"/>
                 <w:sz w:val="20"/>
               </w:rPr>
-              <w:t>governance/security-compliance.md, OWASP ASVS-aligned NFRs, and — added at design review — structural access control (ADR-0004: EF Core global query filters + read audit log) and verified guardian-linking (design/data-design.md), closing two gaps the initial design left open: no read-audit trail; no verification that a self-registering parent was genuinely a child's guardian.</w:t>
+              <w:t>governance/security-compliance.md, OWASP ASVS-aligned NFRs, and — added across two design-review passes — the ConsentRecord/ConsentSensitiveDetails entity split with structural whole-entity access control (ADR-0004: EF Core global query filters + DbCommandInterceptor-based read audit log, tamper-protected via database-level DENY, retained 6 years) and verified guardian-linking (design/data-design.md). Closes gaps the initial design left open: no read-audit trail; no verification that a self-registering parent was genuinely a child's guardian; a masking mechanism that couldn't actually mask individual columns. The hard-delete-vs-anonymisation question is also now decided (hard delete), removing a further open question from this risk's scope.</w:t>
             </w:r>
           </w:p>
         </w:tc>
@@ -1045,7 +1119,7 @@
         </w:tc>
         <w:tc>
           <w:tcPr>
-            <w:tcW w:type="dxa" w:w="4200"/>
+            <w:tcW w:type="dxa" w:w="3800"/>
             <w:shd w:val="clear" w:color="auto" w:fill="FFFFFF"/>
           </w:tcPr>
           <w:p>
@@ -1063,7 +1137,7 @@
         </w:tc>
         <w:tc>
           <w:tcPr>
-            <w:tcW w:type="dxa" w:w="3926"/>
+            <w:tcW w:type="dxa" w:w="4326"/>
             <w:shd w:val="clear" w:color="auto" w:fill="FFFFFF"/>
           </w:tcPr>
           <w:p>
@@ -1233,7 +1307,7 @@
                 <w:rFonts w:ascii="Arial" w:hAnsi="Arial"/>
                 <w:sz w:val="20"/>
               </w:rPr>
-              <w:t>Scale remains ‘tens of users per role’ over the ~2-year horizon; architecture is not being designed for hundreds/thousands of users.</w:t>
+              <w:t>Scale remains 'tens of users per role' over the ~2-year horizon; architecture is not being designed for hundreds/thousands of users.</w:t>
             </w:r>
           </w:p>
         </w:tc>
@@ -1349,7 +1423,7 @@
       <w:tr>
         <w:tc>
           <w:tcPr>
-            <w:tcW w:type="dxa" w:w="900"/>
+            <w:tcW w:type="dxa" w:w="2400"/>
             <w:shd w:val="clear" w:color="auto" w:fill="374151"/>
           </w:tcPr>
           <w:p>
@@ -1369,7 +1443,7 @@
         </w:tc>
         <w:tc>
           <w:tcPr>
-            <w:tcW w:type="dxa" w:w="8126"/>
+            <w:tcW w:type="dxa" w:w="6626"/>
             <w:shd w:val="clear" w:color="auto" w:fill="374151"/>
           </w:tcPr>
           <w:p>
@@ -1391,7 +1465,7 @@
       <w:tr>
         <w:tc>
           <w:tcPr>
-            <w:tcW w:type="dxa" w:w="900"/>
+            <w:tcW w:type="dxa" w:w="2400"/>
             <w:shd w:val="clear" w:color="auto" w:fill="F3F4F6"/>
           </w:tcPr>
           <w:p>
@@ -1409,7 +1483,7 @@
         </w:tc>
         <w:tc>
           <w:tcPr>
-            <w:tcW w:type="dxa" w:w="8126"/>
+            <w:tcW w:type="dxa" w:w="6626"/>
             <w:shd w:val="clear" w:color="auto" w:fill="F3F4F6"/>
           </w:tcPr>
           <w:p>
@@ -1429,7 +1503,7 @@
       <w:tr>
         <w:tc>
           <w:tcPr>
-            <w:tcW w:type="dxa" w:w="900"/>
+            <w:tcW w:type="dxa" w:w="2400"/>
             <w:shd w:val="clear" w:color="auto" w:fill="FFFFFF"/>
           </w:tcPr>
           <w:p>
@@ -1447,7 +1521,7 @@
         </w:tc>
         <w:tc>
           <w:tcPr>
-            <w:tcW w:type="dxa" w:w="8126"/>
+            <w:tcW w:type="dxa" w:w="6626"/>
             <w:shd w:val="clear" w:color="auto" w:fill="FFFFFF"/>
           </w:tcPr>
           <w:p>
@@ -1460,6 +1534,44 @@
                 <w:sz w:val="20"/>
               </w:rPr>
               <w:t>Outbound transactional email provider selected (Azure Communication Services Email, ADR-0001); a verified sending domain is still required before go-live.</w:t>
+            </w:r>
+          </w:p>
+        </w:tc>
+      </w:tr>
+      <w:tr>
+        <w:tc>
+          <w:tcPr>
+            <w:tcW w:type="dxa" w:w="2400"/>
+            <w:shd w:val="clear" w:color="auto" w:fill="F3F4F6"/>
+          </w:tcPr>
+          <w:p>
+            <w:pPr>
+              <w:spacing w:after="40" w:before="40"/>
+            </w:pPr>
+            <w:r>
+              <w:rPr>
+                <w:rFonts w:ascii="Arial" w:hAnsi="Arial"/>
+                <w:sz w:val="20"/>
+              </w:rPr>
+              <w:t>D-003 (added at second design review)</w:t>
+            </w:r>
+          </w:p>
+        </w:tc>
+        <w:tc>
+          <w:tcPr>
+            <w:tcW w:type="dxa" w:w="6626"/>
+            <w:shd w:val="clear" w:color="auto" w:fill="F3F4F6"/>
+          </w:tcPr>
+          <w:p>
+            <w:pPr>
+              <w:spacing w:after="40" w:before="40"/>
+            </w:pPr>
+            <w:r>
+              <w:rPr>
+                <w:rFonts w:ascii="Arial" w:hAnsi="Arial"/>
+                <w:sz w:val="20"/>
+              </w:rPr>
+              <w:t>DPIA (Data Protection Impact Assessment) screening against ICO guidance is required given special-category and children's data are processed (UK GDPR Art. 35). Owner: Philip. Due: before go-live — a dated, owned commitment tracked here directly, not deferred to an undated future document.</w:t>
             </w:r>
           </w:p>
         </w:tc>

--- a/gates/design/VLMS_RAID.docx
+++ b/gates/design/VLMS_RAID.docx
@@ -201,7 +201,7 @@
                 <w:rFonts w:ascii="Arial" w:hAnsi="Arial"/>
                 <w:sz w:val="20"/>
               </w:rPr>
-              <w:t>1.3</w:t>
+              <w:t>1.4</w:t>
             </w:r>
           </w:p>
         </w:tc>
@@ -892,6 +892,80 @@
           </w:p>
         </w:tc>
       </w:tr>
+      <w:tr>
+        <w:tc>
+          <w:tcPr>
+            <w:tcW w:type="dxa" w:w="1150"/>
+            <w:shd w:val="clear" w:color="auto" w:fill="F3F4F6"/>
+          </w:tcPr>
+          <w:p>
+            <w:pPr>
+              <w:spacing w:after="40" w:before="40"/>
+            </w:pPr>
+            <w:r>
+              <w:rPr>
+                <w:rFonts w:ascii="Arial" w:hAnsi="Arial"/>
+                <w:sz w:val="20"/>
+              </w:rPr>
+              <w:t>1.4</w:t>
+            </w:r>
+          </w:p>
+        </w:tc>
+        <w:tc>
+          <w:tcPr>
+            <w:tcW w:type="dxa" w:w="1500"/>
+            <w:shd w:val="clear" w:color="auto" w:fill="F3F4F6"/>
+          </w:tcPr>
+          <w:p>
+            <w:pPr>
+              <w:spacing w:after="40" w:before="40"/>
+            </w:pPr>
+            <w:r>
+              <w:rPr>
+                <w:rFonts w:ascii="Arial" w:hAnsi="Arial"/>
+                <w:sz w:val="20"/>
+              </w:rPr>
+              <w:t>17 July 2026</w:t>
+            </w:r>
+          </w:p>
+        </w:tc>
+        <w:tc>
+          <w:tcPr>
+            <w:tcW w:type="dxa" w:w="2700"/>
+            <w:shd w:val="clear" w:color="auto" w:fill="F3F4F6"/>
+          </w:tcPr>
+          <w:p>
+            <w:pPr>
+              <w:spacing w:after="40" w:before="40"/>
+            </w:pPr>
+            <w:r>
+              <w:rPr>
+                <w:rFonts w:ascii="Arial" w:hAnsi="Arial"/>
+                <w:sz w:val="20"/>
+              </w:rPr>
+              <w:t>Philip</w:t>
+            </w:r>
+          </w:p>
+        </w:tc>
+        <w:tc>
+          <w:tcPr>
+            <w:tcW w:type="dxa" w:w="3676"/>
+            <w:shd w:val="clear" w:color="auto" w:fill="F3F4F6"/>
+          </w:tcPr>
+          <w:p>
+            <w:pPr>
+              <w:spacing w:after="40" w:before="40"/>
+            </w:pPr>
+            <w:r>
+              <w:rPr>
+                <w:rFonts w:ascii="Arial" w:hAnsi="Arial"/>
+                <w:sz w:val="20"/>
+              </w:rPr>
+              <w:t>Re-render addressing third design-gate review (Important finding, now fixed): R-001 mitigation updated again for the ADR-0004 audit-write mechanism correction — DbCommandInterceptor (unreliable typed EntityId extraction from raw SQL) replaced by an IMaterializationInterceptor (direct typed access, correct even across EF's compiled-query cache); the closed-gaps list now also names the corrected audit-write mechanism as a gap this pass closed.</w:t>
+            </w:r>
+          </w:p>
+        </w:tc>
+      </w:tr>
     </w:tbl>
     <w:p>
       <w:pPr>
@@ -1003,7 +1077,7 @@
         </w:tc>
         <w:tc>
           <w:tcPr>
-            <w:tcW w:type="dxa" w:w="3800"/>
+            <w:tcW w:type="dxa" w:w="3900"/>
             <w:shd w:val="clear" w:color="auto" w:fill="374151"/>
           </w:tcPr>
           <w:p>
@@ -1023,7 +1097,7 @@
         </w:tc>
         <w:tc>
           <w:tcPr>
-            <w:tcW w:type="dxa" w:w="4326"/>
+            <w:tcW w:type="dxa" w:w="4226"/>
             <w:shd w:val="clear" w:color="auto" w:fill="374151"/>
           </w:tcPr>
           <w:p>
@@ -1063,7 +1137,7 @@
         </w:tc>
         <w:tc>
           <w:tcPr>
-            <w:tcW w:type="dxa" w:w="3800"/>
+            <w:tcW w:type="dxa" w:w="3900"/>
             <w:shd w:val="clear" w:color="auto" w:fill="F3F4F6"/>
           </w:tcPr>
           <w:p>
@@ -1081,7 +1155,7 @@
         </w:tc>
         <w:tc>
           <w:tcPr>
-            <w:tcW w:type="dxa" w:w="4326"/>
+            <w:tcW w:type="dxa" w:w="4226"/>
             <w:shd w:val="clear" w:color="auto" w:fill="F3F4F6"/>
           </w:tcPr>
           <w:p>
@@ -1093,7 +1167,7 @@
                 <w:rFonts w:ascii="Arial" w:hAnsi="Arial"/>
                 <w:sz w:val="20"/>
               </w:rPr>
-              <w:t>governance/security-compliance.md, OWASP ASVS-aligned NFRs, and — added across two design-review passes — the ConsentRecord/ConsentSensitiveDetails entity split with structural whole-entity access control (ADR-0004: EF Core global query filters + DbCommandInterceptor-based read audit log, tamper-protected via database-level DENY, retained 6 years) and verified guardian-linking (design/data-design.md). Closes gaps the initial design left open: no read-audit trail; no verification that a self-registering parent was genuinely a child's guardian; a masking mechanism that couldn't actually mask individual columns. The hard-delete-vs-anonymisation question is also now decided (hard delete), removing a further open question from this risk's scope.</w:t>
+              <w:t>governance/security-compliance.md, OWASP ASVS-aligned NFRs, and — added across three design-review passes — the ConsentRecord/ConsentSensitiveDetails entity split with structural whole-entity access control (ADR-0004: EF Core global query filters + IMaterializationInterceptor-based read audit log, tamper-protected via database-level DENY, retained 6 years) and verified guardian-linking (design/data-design.md). Closes gaps the initial design left open: no read-audit trail; no verification that a self-registering parent was genuinely a child's guardian; a masking mechanism that couldn't actually mask individual columns; an audit-write mechanism that couldn't reliably identify which entity was read. The hard-delete-vs-anonymisation question is also now decided (hard delete), removing a further open question from this risk's scope.</w:t>
             </w:r>
           </w:p>
         </w:tc>
@@ -1119,7 +1193,7 @@
         </w:tc>
         <w:tc>
           <w:tcPr>
-            <w:tcW w:type="dxa" w:w="3800"/>
+            <w:tcW w:type="dxa" w:w="3900"/>
             <w:shd w:val="clear" w:color="auto" w:fill="FFFFFF"/>
           </w:tcPr>
           <w:p>
@@ -1137,7 +1211,7 @@
         </w:tc>
         <w:tc>
           <w:tcPr>
-            <w:tcW w:type="dxa" w:w="4326"/>
+            <w:tcW w:type="dxa" w:w="4226"/>
             <w:shd w:val="clear" w:color="auto" w:fill="FFFFFF"/>
           </w:tcPr>
           <w:p>
@@ -1197,7 +1271,7 @@
       <w:tr>
         <w:tc>
           <w:tcPr>
-            <w:tcW w:type="dxa" w:w="900"/>
+            <w:tcW w:type="dxa" w:w="1200"/>
             <w:shd w:val="clear" w:color="auto" w:fill="374151"/>
           </w:tcPr>
           <w:p>
@@ -1217,7 +1291,7 @@
         </w:tc>
         <w:tc>
           <w:tcPr>
-            <w:tcW w:type="dxa" w:w="8126"/>
+            <w:tcW w:type="dxa" w:w="7826"/>
             <w:shd w:val="clear" w:color="auto" w:fill="374151"/>
           </w:tcPr>
           <w:p>
@@ -1239,7 +1313,7 @@
       <w:tr>
         <w:tc>
           <w:tcPr>
-            <w:tcW w:type="dxa" w:w="900"/>
+            <w:tcW w:type="dxa" w:w="1200"/>
             <w:shd w:val="clear" w:color="auto" w:fill="F3F4F6"/>
           </w:tcPr>
           <w:p>
@@ -1257,7 +1331,7 @@
         </w:tc>
         <w:tc>
           <w:tcPr>
-            <w:tcW w:type="dxa" w:w="8126"/>
+            <w:tcW w:type="dxa" w:w="7826"/>
             <w:shd w:val="clear" w:color="auto" w:fill="F3F4F6"/>
           </w:tcPr>
           <w:p>
@@ -1277,7 +1351,7 @@
       <w:tr>
         <w:tc>
           <w:tcPr>
-            <w:tcW w:type="dxa" w:w="900"/>
+            <w:tcW w:type="dxa" w:w="1200"/>
             <w:shd w:val="clear" w:color="auto" w:fill="FFFFFF"/>
           </w:tcPr>
           <w:p>
@@ -1295,7 +1369,7 @@
         </w:tc>
         <w:tc>
           <w:tcPr>
-            <w:tcW w:type="dxa" w:w="8126"/>
+            <w:tcW w:type="dxa" w:w="7826"/>
             <w:shd w:val="clear" w:color="auto" w:fill="FFFFFF"/>
           </w:tcPr>
           <w:p>
@@ -1315,7 +1389,7 @@
       <w:tr>
         <w:tc>
           <w:tcPr>
-            <w:tcW w:type="dxa" w:w="900"/>
+            <w:tcW w:type="dxa" w:w="1200"/>
             <w:shd w:val="clear" w:color="auto" w:fill="F3F4F6"/>
           </w:tcPr>
           <w:p>
@@ -1333,7 +1407,7 @@
         </w:tc>
         <w:tc>
           <w:tcPr>
-            <w:tcW w:type="dxa" w:w="8126"/>
+            <w:tcW w:type="dxa" w:w="7826"/>
             <w:shd w:val="clear" w:color="auto" w:fill="F3F4F6"/>
           </w:tcPr>
           <w:p>
@@ -1423,7 +1497,7 @@
       <w:tr>
         <w:tc>
           <w:tcPr>
-            <w:tcW w:type="dxa" w:w="2400"/>
+            <w:tcW w:type="dxa" w:w="1200"/>
             <w:shd w:val="clear" w:color="auto" w:fill="374151"/>
           </w:tcPr>
           <w:p>
@@ -1443,7 +1517,7 @@
         </w:tc>
         <w:tc>
           <w:tcPr>
-            <w:tcW w:type="dxa" w:w="6626"/>
+            <w:tcW w:type="dxa" w:w="7826"/>
             <w:shd w:val="clear" w:color="auto" w:fill="374151"/>
           </w:tcPr>
           <w:p>
@@ -1465,7 +1539,7 @@
       <w:tr>
         <w:tc>
           <w:tcPr>
-            <w:tcW w:type="dxa" w:w="2400"/>
+            <w:tcW w:type="dxa" w:w="1200"/>
             <w:shd w:val="clear" w:color="auto" w:fill="F3F4F6"/>
           </w:tcPr>
           <w:p>
@@ -1483,7 +1557,7 @@
         </w:tc>
         <w:tc>
           <w:tcPr>
-            <w:tcW w:type="dxa" w:w="6626"/>
+            <w:tcW w:type="dxa" w:w="7826"/>
             <w:shd w:val="clear" w:color="auto" w:fill="F3F4F6"/>
           </w:tcPr>
           <w:p>
@@ -1503,7 +1577,7 @@
       <w:tr>
         <w:tc>
           <w:tcPr>
-            <w:tcW w:type="dxa" w:w="2400"/>
+            <w:tcW w:type="dxa" w:w="1200"/>
             <w:shd w:val="clear" w:color="auto" w:fill="FFFFFF"/>
           </w:tcPr>
           <w:p>
@@ -1521,7 +1595,7 @@
         </w:tc>
         <w:tc>
           <w:tcPr>
-            <w:tcW w:type="dxa" w:w="6626"/>
+            <w:tcW w:type="dxa" w:w="7826"/>
             <w:shd w:val="clear" w:color="auto" w:fill="FFFFFF"/>
           </w:tcPr>
           <w:p>
@@ -1541,7 +1615,7 @@
       <w:tr>
         <w:tc>
           <w:tcPr>
-            <w:tcW w:type="dxa" w:w="2400"/>
+            <w:tcW w:type="dxa" w:w="1200"/>
             <w:shd w:val="clear" w:color="auto" w:fill="F3F4F6"/>
           </w:tcPr>
           <w:p>
@@ -1553,13 +1627,13 @@
                 <w:rFonts w:ascii="Arial" w:hAnsi="Arial"/>
                 <w:sz w:val="20"/>
               </w:rPr>
-              <w:t>D-003 (added at second design review)</w:t>
+              <w:t>D-003</w:t>
             </w:r>
           </w:p>
         </w:tc>
         <w:tc>
           <w:tcPr>
-            <w:tcW w:type="dxa" w:w="6626"/>
+            <w:tcW w:type="dxa" w:w="7826"/>
             <w:shd w:val="clear" w:color="auto" w:fill="F3F4F6"/>
           </w:tcPr>
           <w:p>
